--- a/testakten/rentenrecht-hinterbliebene-kvdr-pflegezeiten-bremen/05_pflegekasse_bescheinigung.docx
+++ b/testakten/rentenrecht-hinterbliebene-kvdr-pflegezeiten-bremen/05_pflegekasse_bescheinigung.docx
@@ -5,72 +5,119 @@
     <w:p>
       <w:pPr>
         <w:pStyle w:val="Heading1"/>
+        <w:spacing w:after="160" w:line="259" w:lineRule="auto"/>
       </w:pPr>
       <w:r>
         <w:rPr>
           <w:rFonts w:ascii="Times New Roman" w:hAnsi="Times New Roman"/>
+          <w:b/>
+          <w:sz w:val="28"/>
         </w:rPr>
         <w:t>Bescheinigung der Pflegekasse über Pflegezeiten</w:t>
       </w:r>
     </w:p>
     <w:p>
       <w:pPr>
+        <w:spacing w:before="120" w:after="60" w:line="259" w:lineRule="auto"/>
         <w:jc w:val="left"/>
       </w:pPr>
       <w:r>
+        <w:rPr>
+          <w:rFonts w:ascii="Times New Roman" w:hAnsi="Times New Roman"/>
+          <w:b/>
+          <w:sz w:val="22"/>
+        </w:rPr>
         <w:t>Weser Pflegekasse bei der Weser Krankenkasse, Faulenstraße 44, 28195 Bremen</w:t>
       </w:r>
     </w:p>
     <w:p>
       <w:pPr>
+        <w:spacing w:before="120" w:after="60" w:line="259" w:lineRule="auto"/>
         <w:jc w:val="left"/>
       </w:pPr>
       <w:r>
+        <w:rPr>
+          <w:rFonts w:ascii="Times New Roman" w:hAnsi="Times New Roman"/>
+          <w:b/>
+          <w:sz w:val="22"/>
+        </w:rPr>
         <w:t>Versichertennummer des Pflegebedürftigen: W198477203 (Karl Bruns)</w:t>
       </w:r>
     </w:p>
     <w:p>
       <w:pPr>
+        <w:spacing w:before="120" w:after="60" w:line="259" w:lineRule="auto"/>
         <w:jc w:val="left"/>
       </w:pPr>
       <w:r>
+        <w:rPr>
+          <w:rFonts w:ascii="Times New Roman" w:hAnsi="Times New Roman"/>
+          <w:b w:val="0"/>
+          <w:i w:val="0"/>
+          <w:sz w:val="22"/>
+        </w:rPr>
         <w:t>Datum: 18.06.2026</w:t>
       </w:r>
     </w:p>
     <w:p>
       <w:pPr>
+        <w:spacing w:before="120" w:after="60" w:line="259" w:lineRule="auto"/>
         <w:jc w:val="left"/>
       </w:pPr>
       <w:r>
+        <w:rPr>
+          <w:rFonts w:ascii="Times New Roman" w:hAnsi="Times New Roman"/>
+          <w:b/>
+          <w:sz w:val="22"/>
+        </w:rPr>
         <w:t>Frau</w:t>
       </w:r>
     </w:p>
     <w:p>
       <w:pPr>
+        <w:spacing w:before="120" w:after="60" w:line="259" w:lineRule="auto"/>
         <w:jc w:val="left"/>
       </w:pPr>
       <w:r>
+        <w:rPr>
+          <w:rFonts w:ascii="Times New Roman" w:hAnsi="Times New Roman"/>
+          <w:b/>
+          <w:sz w:val="22"/>
+        </w:rPr>
         <w:t>Helga Bruns</w:t>
       </w:r>
     </w:p>
     <w:p>
       <w:pPr>
+        <w:spacing w:before="120" w:after="60" w:line="259" w:lineRule="auto"/>
         <w:jc w:val="left"/>
       </w:pPr>
       <w:r>
+        <w:rPr>
+          <w:rFonts w:ascii="Times New Roman" w:hAnsi="Times New Roman"/>
+          <w:b/>
+          <w:sz w:val="22"/>
+        </w:rPr>
         <w:t>Osterholzer Heerstraße 112</w:t>
       </w:r>
     </w:p>
     <w:p>
       <w:pPr>
+        <w:spacing w:before="120" w:after="60" w:line="259" w:lineRule="auto"/>
         <w:jc w:val="left"/>
       </w:pPr>
       <w:r>
+        <w:rPr>
+          <w:rFonts w:ascii="Times New Roman" w:hAnsi="Times New Roman"/>
+          <w:b/>
+          <w:sz w:val="22"/>
+        </w:rPr>
         <w:t>28325 Bremen</w:t>
       </w:r>
     </w:p>
     <w:p>
       <w:pPr>
+        <w:spacing w:line="259" w:lineRule="auto" w:after="60"/>
         <w:jc w:val="left"/>
       </w:pPr>
       <w:r>
@@ -79,6 +126,7 @@
     </w:p>
     <w:p>
       <w:pPr>
+        <w:spacing w:line="259" w:lineRule="auto" w:after="60"/>
         <w:jc w:val="left"/>
       </w:pPr>
       <w:r>
@@ -87,6 +135,7 @@
     </w:p>
     <w:p>
       <w:pPr>
+        <w:spacing w:line="259" w:lineRule="auto" w:after="60"/>
         <w:jc w:val="left"/>
       </w:pPr>
       <w:r>
@@ -96,6 +145,7 @@
     <w:p>
       <w:pPr>
         <w:pStyle w:val="Heading2"/>
+        <w:spacing w:line="259" w:lineRule="auto" w:after="60"/>
       </w:pPr>
       <w:r>
         <w:rPr>
@@ -106,6 +156,7 @@
     </w:p>
     <w:p>
       <w:pPr>
+        <w:spacing w:line="259" w:lineRule="auto" w:after="60"/>
         <w:jc w:val="left"/>
       </w:pPr>
       <w:r>
@@ -115,6 +166,7 @@
     <w:p>
       <w:pPr>
         <w:pStyle w:val="Heading2"/>
+        <w:spacing w:line="259" w:lineRule="auto" w:after="60"/>
       </w:pPr>
       <w:r>
         <w:rPr>
@@ -125,6 +177,7 @@
     </w:p>
     <w:p>
       <w:pPr>
+        <w:spacing w:line="259" w:lineRule="auto" w:after="60"/>
         <w:jc w:val="left"/>
       </w:pPr>
       <w:r>
@@ -134,6 +187,7 @@
     <w:p>
       <w:pPr>
         <w:pStyle w:val="Heading2"/>
+        <w:spacing w:line="259" w:lineRule="auto" w:after="60"/>
       </w:pPr>
       <w:r>
         <w:rPr>
@@ -144,6 +198,7 @@
     </w:p>
     <w:p>
       <w:pPr>
+        <w:spacing w:line="259" w:lineRule="auto" w:after="60"/>
         <w:jc w:val="left"/>
       </w:pPr>
       <w:r>
@@ -315,6 +370,7 @@
     </w:tbl>
     <w:p>
       <w:pPr>
+        <w:spacing w:line="259" w:lineRule="auto" w:after="60"/>
         <w:jc w:val="left"/>
       </w:pPr>
       <w:r>
@@ -323,6 +379,7 @@
     </w:p>
     <w:p>
       <w:pPr>
+        <w:spacing w:line="259" w:lineRule="auto" w:after="60"/>
         <w:jc w:val="left"/>
       </w:pPr>
       <w:r>
@@ -331,6 +388,7 @@
     </w:p>
     <w:p>
       <w:pPr>
+        <w:spacing w:line="259" w:lineRule="auto" w:after="60"/>
         <w:jc w:val="left"/>
       </w:pPr>
       <w:r>
@@ -339,6 +397,7 @@
     </w:p>
     <w:p>
       <w:pPr>
+        <w:spacing w:line="259" w:lineRule="auto" w:after="60"/>
         <w:jc w:val="left"/>
       </w:pPr>
       <w:r>
@@ -347,6 +406,7 @@
     </w:p>
     <w:p>
       <w:pPr>
+        <w:spacing w:line="259" w:lineRule="auto" w:after="60"/>
         <w:jc w:val="left"/>
       </w:pPr>
       <w:r>
@@ -355,6 +415,7 @@
     </w:p>
     <w:p>
       <w:pPr>
+        <w:spacing w:line="259" w:lineRule="auto" w:after="60"/>
         <w:jc w:val="left"/>
       </w:pPr>
       <w:r>
@@ -362,13 +423,58 @@
       </w:r>
     </w:p>
     <w:sectPr>
+      <w:headerReference w:type="default" r:id="rId9"/>
+      <w:footerReference w:type="default" r:id="rId10"/>
       <w:pgSz w:w="11906" w:h="16838"/>
-      <w:pgMar w:top="1417" w:right="1417" w:bottom="1417" w:left="1417" w:header="720" w:footer="720" w:gutter="0"/>
+      <w:pgMar w:top="1191" w:right="1247" w:bottom="1134" w:left="1361" w:header="720" w:footer="720" w:gutter="0"/>
       <w:cols w:space="720"/>
       <w:docGrid w:linePitch="360"/>
     </w:sectPr>
   </w:body>
 </w:document>
+</file>
+
+<file path=word/footer1.xml><?xml version="1.0" encoding="utf-8"?>
+<w:ftr xmlns:m="http://schemas.openxmlformats.org/officeDocument/2006/math" xmlns:mc="http://schemas.openxmlformats.org/markup-compatibility/2006" xmlns:mo="http://schemas.microsoft.com/office/mac/office/2008/main" xmlns:mv="urn:schemas-microsoft-com:mac:vml" xmlns:o="urn:schemas-microsoft-com:office:office" xmlns:r="http://schemas.openxmlformats.org/officeDocument/2006/relationships" xmlns:v="urn:schemas-microsoft-com:vml" xmlns:w10="urn:schemas-microsoft-com:office:word" xmlns:w14="http://schemas.microsoft.com/office/word/2010/wordml" xmlns:w="http://schemas.openxmlformats.org/wordprocessingml/2006/main" xmlns:wne="http://schemas.microsoft.com/office/word/2006/wordml" xmlns:wp14="http://schemas.microsoft.com/office/word/2010/wordprocessingDrawing" xmlns:wp="http://schemas.openxmlformats.org/drawingml/2006/wordprocessingDrawing" xmlns:wpc="http://schemas.microsoft.com/office/word/2010/wordprocessingCanvas" xmlns:wpg="http://schemas.microsoft.com/office/word/2010/wordprocessingGroup" xmlns:wpi="http://schemas.microsoft.com/office/word/2010/wordprocessingInk" xmlns:wps="http://schemas.microsoft.com/office/word/2010/wordprocessingShape" mc:Ignorable="w14 wp14">
+  <w:p>
+    <w:pPr>
+      <w:pStyle w:val="Footer"/>
+      <w:jc w:val="left"/>
+    </w:pPr>
+    <w:r/>
+    <w:r>
+      <w:rPr>
+        <w:rFonts w:ascii="Times New Roman" w:hAnsi="Times New Roman"/>
+        <w:b w:val="0"/>
+        <w:color w:val="777777"/>
+        <w:sz w:val="17"/>
+      </w:rPr>
+      <w:t>Vertraulich | Bearbeitungsstand Juli 2026 | nur zur Aktenbearbeitung</w:t>
+    </w:r>
+  </w:p>
+</w:ftr>
+</file>
+
+<file path=word/header1.xml><?xml version="1.0" encoding="utf-8"?>
+<w:hdr xmlns:m="http://schemas.openxmlformats.org/officeDocument/2006/math" xmlns:mc="http://schemas.openxmlformats.org/markup-compatibility/2006" xmlns:mo="http://schemas.microsoft.com/office/mac/office/2008/main" xmlns:mv="urn:schemas-microsoft-com:mac:vml" xmlns:o="urn:schemas-microsoft-com:office:office" xmlns:r="http://schemas.openxmlformats.org/officeDocument/2006/relationships" xmlns:v="urn:schemas-microsoft-com:vml" xmlns:w10="urn:schemas-microsoft-com:office:word" xmlns:w14="http://schemas.microsoft.com/office/word/2010/wordml" xmlns:w="http://schemas.openxmlformats.org/wordprocessingml/2006/main" xmlns:wne="http://schemas.microsoft.com/office/word/2006/wordml" xmlns:wp14="http://schemas.microsoft.com/office/word/2010/wordprocessingDrawing" xmlns:wp="http://schemas.openxmlformats.org/drawingml/2006/wordprocessingDrawing" xmlns:wpc="http://schemas.microsoft.com/office/word/2010/wordprocessingCanvas" xmlns:wpg="http://schemas.microsoft.com/office/word/2010/wordprocessingGroup" xmlns:wpi="http://schemas.microsoft.com/office/word/2010/wordprocessingInk" xmlns:wps="http://schemas.microsoft.com/office/word/2010/wordprocessingShape" mc:Ignorable="w14 wp14">
+  <w:p>
+    <w:pPr>
+      <w:pStyle w:val="Header"/>
+      <w:jc w:val="left"/>
+    </w:pPr>
+    <w:r/>
+    <w:r>
+      <w:rPr>
+        <w:rFonts w:ascii="Times New Roman" w:hAnsi="Times New Roman"/>
+        <w:b w:val="0"/>
+        <w:i w:val="0"/>
+        <w:color w:val="666666"/>
+        <w:sz w:val="17"/>
+      </w:rPr>
+      <w:t>Rentenberatung Jessen &amp; Kollegium | Renten- und Versorgungsakte | Bearbeitungsstand Juli 2026</w:t>
+    </w:r>
+  </w:p>
+</w:hdr>
 </file>
 
 <file path=word/numbering.xml><?xml version="1.0" encoding="utf-8"?>
@@ -1085,11 +1191,12 @@
       <w:contextualSpacing/>
     </w:pPr>
     <w:rPr>
-      <w:rFonts w:asciiTheme="majorHAnsi" w:eastAsiaTheme="majorEastAsia" w:hAnsiTheme="majorHAnsi" w:cstheme="majorBidi"/>
+      <w:rFonts w:asciiTheme="majorHAnsi" w:eastAsiaTheme="majorEastAsia" w:hAnsiTheme="majorHAnsi" w:cstheme="majorBidi" w:ascii="Times New Roman" w:hAnsi="Times New Roman"/>
+      <w:b/>
       <w:color w:val="17365D" w:themeColor="text2" w:themeShade="BF"/>
       <w:spacing w:val="5"/>
       <w:kern w:val="28"/>
-      <w:sz w:val="52"/>
+      <w:sz w:val="30"/>
       <w:szCs w:val="52"/>
     </w:rPr>
   </w:style>

--- a/testakten/rentenrecht-hinterbliebene-kvdr-pflegezeiten-bremen/05_pflegekasse_bescheinigung.docx
+++ b/testakten/rentenrecht-hinterbliebene-kvdr-pflegezeiten-bremen/05_pflegekasse_bescheinigung.docx
@@ -5,7 +5,7 @@
     <w:p>
       <w:pPr>
         <w:pStyle w:val="Heading1"/>
-        <w:spacing w:after="160" w:line="259" w:lineRule="auto"/>
+        <w:spacing w:after="60" w:line="240" w:lineRule="auto"/>
       </w:pPr>
       <w:r>
         <w:rPr>
@@ -18,35 +18,35 @@
     </w:p>
     <w:p>
       <w:pPr>
-        <w:spacing w:before="120" w:after="60" w:line="259" w:lineRule="auto"/>
+        <w:spacing w:before="120" w:after="60" w:line="240" w:lineRule="auto"/>
         <w:jc w:val="left"/>
       </w:pPr>
       <w:r>
         <w:rPr>
           <w:rFonts w:ascii="Times New Roman" w:hAnsi="Times New Roman"/>
           <w:b/>
-          <w:sz w:val="22"/>
+          <w:sz w:val="20"/>
         </w:rPr>
         <w:t>Weser Pflegekasse bei der Weser Krankenkasse, Faulenstraße 44, 28195 Bremen</w:t>
       </w:r>
     </w:p>
     <w:p>
       <w:pPr>
-        <w:spacing w:before="120" w:after="60" w:line="259" w:lineRule="auto"/>
+        <w:spacing w:before="120" w:after="60" w:line="240" w:lineRule="auto"/>
         <w:jc w:val="left"/>
       </w:pPr>
       <w:r>
         <w:rPr>
           <w:rFonts w:ascii="Times New Roman" w:hAnsi="Times New Roman"/>
           <w:b/>
-          <w:sz w:val="22"/>
+          <w:sz w:val="20"/>
         </w:rPr>
         <w:t>Versichertennummer des Pflegebedürftigen: W198477203 (Karl Bruns)</w:t>
       </w:r>
     </w:p>
     <w:p>
       <w:pPr>
-        <w:spacing w:before="120" w:after="60" w:line="259" w:lineRule="auto"/>
+        <w:spacing w:before="120" w:after="60" w:line="240" w:lineRule="auto"/>
         <w:jc w:val="left"/>
       </w:pPr>
       <w:r>
@@ -54,70 +54,70 @@
           <w:rFonts w:ascii="Times New Roman" w:hAnsi="Times New Roman"/>
           <w:b w:val="0"/>
           <w:i w:val="0"/>
-          <w:sz w:val="22"/>
+          <w:sz w:val="20"/>
         </w:rPr>
         <w:t>Datum: 18.06.2026</w:t>
       </w:r>
     </w:p>
     <w:p>
       <w:pPr>
-        <w:spacing w:before="120" w:after="60" w:line="259" w:lineRule="auto"/>
+        <w:spacing w:before="120" w:after="60" w:line="240" w:lineRule="auto"/>
         <w:jc w:val="left"/>
       </w:pPr>
       <w:r>
         <w:rPr>
           <w:rFonts w:ascii="Times New Roman" w:hAnsi="Times New Roman"/>
           <w:b/>
-          <w:sz w:val="22"/>
+          <w:sz w:val="20"/>
         </w:rPr>
         <w:t>Frau</w:t>
       </w:r>
     </w:p>
     <w:p>
       <w:pPr>
-        <w:spacing w:before="120" w:after="60" w:line="259" w:lineRule="auto"/>
+        <w:spacing w:before="120" w:after="60" w:line="240" w:lineRule="auto"/>
         <w:jc w:val="left"/>
       </w:pPr>
       <w:r>
         <w:rPr>
           <w:rFonts w:ascii="Times New Roman" w:hAnsi="Times New Roman"/>
           <w:b/>
-          <w:sz w:val="22"/>
+          <w:sz w:val="20"/>
         </w:rPr>
         <w:t>Helga Bruns</w:t>
       </w:r>
     </w:p>
     <w:p>
       <w:pPr>
-        <w:spacing w:before="120" w:after="60" w:line="259" w:lineRule="auto"/>
+        <w:spacing w:before="120" w:after="60" w:line="240" w:lineRule="auto"/>
         <w:jc w:val="left"/>
       </w:pPr>
       <w:r>
         <w:rPr>
           <w:rFonts w:ascii="Times New Roman" w:hAnsi="Times New Roman"/>
           <w:b/>
-          <w:sz w:val="22"/>
+          <w:sz w:val="20"/>
         </w:rPr>
         <w:t>Osterholzer Heerstraße 112</w:t>
       </w:r>
     </w:p>
     <w:p>
       <w:pPr>
-        <w:spacing w:before="120" w:after="60" w:line="259" w:lineRule="auto"/>
+        <w:spacing w:before="120" w:after="60" w:line="240" w:lineRule="auto"/>
         <w:jc w:val="left"/>
       </w:pPr>
       <w:r>
         <w:rPr>
           <w:rFonts w:ascii="Times New Roman" w:hAnsi="Times New Roman"/>
           <w:b/>
-          <w:sz w:val="22"/>
+          <w:sz w:val="20"/>
         </w:rPr>
         <w:t>28325 Bremen</w:t>
       </w:r>
     </w:p>
     <w:p>
       <w:pPr>
-        <w:spacing w:line="259" w:lineRule="auto" w:after="60"/>
+        <w:spacing w:line="240" w:lineRule="auto" w:after="60"/>
         <w:jc w:val="left"/>
       </w:pPr>
       <w:r>
@@ -126,7 +126,7 @@
     </w:p>
     <w:p>
       <w:pPr>
-        <w:spacing w:line="259" w:lineRule="auto" w:after="60"/>
+        <w:spacing w:line="240" w:lineRule="auto" w:after="60"/>
         <w:jc w:val="left"/>
       </w:pPr>
       <w:r>
@@ -135,7 +135,7 @@
     </w:p>
     <w:p>
       <w:pPr>
-        <w:spacing w:line="259" w:lineRule="auto" w:after="60"/>
+        <w:spacing w:line="240" w:lineRule="auto" w:after="60"/>
         <w:jc w:val="left"/>
       </w:pPr>
       <w:r>
@@ -145,7 +145,7 @@
     <w:p>
       <w:pPr>
         <w:pStyle w:val="Heading2"/>
-        <w:spacing w:line="259" w:lineRule="auto" w:after="60"/>
+        <w:spacing w:line="240" w:lineRule="auto" w:after="60"/>
       </w:pPr>
       <w:r>
         <w:rPr>
@@ -156,7 +156,7 @@
     </w:p>
     <w:p>
       <w:pPr>
-        <w:spacing w:line="259" w:lineRule="auto" w:after="60"/>
+        <w:spacing w:line="240" w:lineRule="auto" w:after="60"/>
         <w:jc w:val="left"/>
       </w:pPr>
       <w:r>
@@ -166,7 +166,7 @@
     <w:p>
       <w:pPr>
         <w:pStyle w:val="Heading2"/>
-        <w:spacing w:line="259" w:lineRule="auto" w:after="60"/>
+        <w:spacing w:line="240" w:lineRule="auto" w:after="60"/>
       </w:pPr>
       <w:r>
         <w:rPr>
@@ -177,7 +177,7 @@
     </w:p>
     <w:p>
       <w:pPr>
-        <w:spacing w:line="259" w:lineRule="auto" w:after="60"/>
+        <w:spacing w:line="240" w:lineRule="auto" w:after="60"/>
         <w:jc w:val="left"/>
       </w:pPr>
       <w:r>
@@ -187,7 +187,7 @@
     <w:p>
       <w:pPr>
         <w:pStyle w:val="Heading2"/>
-        <w:spacing w:line="259" w:lineRule="auto" w:after="60"/>
+        <w:spacing w:line="240" w:lineRule="auto" w:after="60"/>
       </w:pPr>
       <w:r>
         <w:rPr>
@@ -198,7 +198,7 @@
     </w:p>
     <w:p>
       <w:pPr>
-        <w:spacing w:line="259" w:lineRule="auto" w:after="60"/>
+        <w:spacing w:line="240" w:lineRule="auto" w:after="60"/>
         <w:jc w:val="left"/>
       </w:pPr>
       <w:r>
@@ -221,6 +221,9 @@
             <w:tcW w:type="dxa" w:w="4536"/>
           </w:tcPr>
           <w:p>
+            <w:pPr>
+              <w:spacing w:after="20" w:line="240" w:lineRule="auto"/>
+            </w:pPr>
             <w:r>
               <w:rPr>
                 <w:rFonts w:ascii="Times New Roman" w:hAnsi="Times New Roman"/>
@@ -236,6 +239,9 @@
             <w:tcW w:type="dxa" w:w="4536"/>
           </w:tcPr>
           <w:p>
+            <w:pPr>
+              <w:spacing w:after="20" w:line="240" w:lineRule="auto"/>
+            </w:pPr>
             <w:r>
               <w:rPr>
                 <w:rFonts w:ascii="Times New Roman" w:hAnsi="Times New Roman"/>
@@ -253,6 +259,9 @@
             <w:tcW w:type="dxa" w:w="4536"/>
           </w:tcPr>
           <w:p>
+            <w:pPr>
+              <w:spacing w:after="20" w:line="240" w:lineRule="auto"/>
+            </w:pPr>
             <w:r>
               <w:rPr>
                 <w:rFonts w:ascii="Times New Roman" w:hAnsi="Times New Roman"/>
@@ -267,6 +276,9 @@
             <w:tcW w:type="dxa" w:w="4536"/>
           </w:tcPr>
           <w:p>
+            <w:pPr>
+              <w:spacing w:after="20" w:line="240" w:lineRule="auto"/>
+            </w:pPr>
             <w:r>
               <w:rPr>
                 <w:rFonts w:ascii="Times New Roman" w:hAnsi="Times New Roman"/>
@@ -283,6 +295,9 @@
             <w:tcW w:type="dxa" w:w="4536"/>
           </w:tcPr>
           <w:p>
+            <w:pPr>
+              <w:spacing w:after="20" w:line="240" w:lineRule="auto"/>
+            </w:pPr>
             <w:r>
               <w:rPr>
                 <w:rFonts w:ascii="Times New Roman" w:hAnsi="Times New Roman"/>
@@ -297,6 +312,9 @@
             <w:tcW w:type="dxa" w:w="4536"/>
           </w:tcPr>
           <w:p>
+            <w:pPr>
+              <w:spacing w:after="20" w:line="240" w:lineRule="auto"/>
+            </w:pPr>
             <w:r>
               <w:rPr>
                 <w:rFonts w:ascii="Times New Roman" w:hAnsi="Times New Roman"/>
@@ -313,6 +331,9 @@
             <w:tcW w:type="dxa" w:w="4536"/>
           </w:tcPr>
           <w:p>
+            <w:pPr>
+              <w:spacing w:after="20" w:line="240" w:lineRule="auto"/>
+            </w:pPr>
             <w:r>
               <w:rPr>
                 <w:rFonts w:ascii="Times New Roman" w:hAnsi="Times New Roman"/>
@@ -327,6 +348,9 @@
             <w:tcW w:type="dxa" w:w="4536"/>
           </w:tcPr>
           <w:p>
+            <w:pPr>
+              <w:spacing w:after="20" w:line="240" w:lineRule="auto"/>
+            </w:pPr>
             <w:r>
               <w:rPr>
                 <w:rFonts w:ascii="Times New Roman" w:hAnsi="Times New Roman"/>
@@ -343,6 +367,9 @@
             <w:tcW w:type="dxa" w:w="4536"/>
           </w:tcPr>
           <w:p>
+            <w:pPr>
+              <w:spacing w:after="20" w:line="240" w:lineRule="auto"/>
+            </w:pPr>
             <w:r>
               <w:rPr>
                 <w:rFonts w:ascii="Times New Roman" w:hAnsi="Times New Roman"/>
@@ -357,6 +384,9 @@
             <w:tcW w:type="dxa" w:w="4536"/>
           </w:tcPr>
           <w:p>
+            <w:pPr>
+              <w:spacing w:after="20" w:line="240" w:lineRule="auto"/>
+            </w:pPr>
             <w:r>
               <w:rPr>
                 <w:rFonts w:ascii="Times New Roman" w:hAnsi="Times New Roman"/>
@@ -370,7 +400,7 @@
     </w:tbl>
     <w:p>
       <w:pPr>
-        <w:spacing w:line="259" w:lineRule="auto" w:after="60"/>
+        <w:spacing w:line="240" w:lineRule="auto" w:after="60"/>
         <w:jc w:val="left"/>
       </w:pPr>
       <w:r>
@@ -379,7 +409,7 @@
     </w:p>
     <w:p>
       <w:pPr>
-        <w:spacing w:line="259" w:lineRule="auto" w:after="60"/>
+        <w:spacing w:line="240" w:lineRule="auto" w:after="60"/>
         <w:jc w:val="left"/>
       </w:pPr>
       <w:r>
@@ -388,7 +418,7 @@
     </w:p>
     <w:p>
       <w:pPr>
-        <w:spacing w:line="259" w:lineRule="auto" w:after="60"/>
+        <w:spacing w:line="240" w:lineRule="auto" w:after="60"/>
         <w:jc w:val="left"/>
       </w:pPr>
       <w:r>
@@ -397,7 +427,7 @@
     </w:p>
     <w:p>
       <w:pPr>
-        <w:spacing w:line="259" w:lineRule="auto" w:after="60"/>
+        <w:spacing w:line="240" w:lineRule="auto" w:after="60"/>
         <w:jc w:val="left"/>
       </w:pPr>
       <w:r>
@@ -406,7 +436,7 @@
     </w:p>
     <w:p>
       <w:pPr>
-        <w:spacing w:line="259" w:lineRule="auto" w:after="60"/>
+        <w:spacing w:line="240" w:lineRule="auto" w:after="60"/>
         <w:jc w:val="left"/>
       </w:pPr>
       <w:r>
@@ -415,7 +445,7 @@
     </w:p>
     <w:p>
       <w:pPr>
-        <w:spacing w:line="259" w:lineRule="auto" w:after="60"/>
+        <w:spacing w:line="240" w:lineRule="auto" w:after="60"/>
         <w:jc w:val="left"/>
       </w:pPr>
       <w:r>
@@ -426,7 +456,7 @@
       <w:headerReference w:type="default" r:id="rId9"/>
       <w:footerReference w:type="default" r:id="rId10"/>
       <w:pgSz w:w="11906" w:h="16838"/>
-      <w:pgMar w:top="1191" w:right="1247" w:bottom="1134" w:left="1361" w:header="720" w:footer="720" w:gutter="0"/>
+      <w:pgMar w:top="1020" w:right="1247" w:bottom="907" w:left="1361" w:header="397" w:footer="397" w:gutter="0"/>
       <w:cols w:space="720"/>
       <w:docGrid w:linePitch="360"/>
     </w:sectPr>
@@ -840,9 +870,12 @@
     <w:name w:val="Normal"/>
     <w:qFormat/>
     <w:rsid w:val="00FC693F"/>
+    <w:pPr>
+      <w:spacing w:after="60" w:line="240" w:lineRule="auto"/>
+    </w:pPr>
     <w:rPr>
       <w:rFonts w:ascii="Times New Roman" w:hAnsi="Times New Roman"/>
-      <w:sz w:val="22"/>
+      <w:sz w:val="20"/>
     </w:rPr>
   </w:style>
   <w:style w:type="paragraph" w:styleId="Header">
@@ -1187,7 +1220,7 @@
       <w:pBdr>
         <w:bottom w:val="single" w:sz="8" w:space="4" w:color="4F81BD" w:themeColor="accent1"/>
       </w:pBdr>
-      <w:spacing w:after="300" w:line="240" w:lineRule="auto"/>
+      <w:spacing w:after="180" w:line="240" w:lineRule="auto"/>
       <w:contextualSpacing/>
     </w:pPr>
     <w:rPr>
